--- a/Memory/TQ checklist Jira US ready check.docx
+++ b/Memory/TQ checklist Jira US ready check.docx
@@ -19,16 +19,7 @@
           <w:sz w:val="28"/>
           <w:szCs w:val="28"/>
         </w:rPr>
-        <w:t>TQ checklist Jira US ready check </w:t>
-      </w:r>
-      <w:r>
-        <w:rPr>
-          <w:b/>
-          <w:bCs/>
-          <w:sz w:val="28"/>
-          <w:szCs w:val="28"/>
-        </w:rPr>
-        <w:t>Process</w:t>
+        <w:t>TQ checklist Jira US ready check Process</w:t>
       </w:r>
     </w:p>
     <w:p>
@@ -67,6 +58,9 @@
         <w:jc w:val="center"/>
       </w:pPr>
       <w:r>
+        <w:rPr>
+          <w:noProof/>
+        </w:rPr>
         <w:drawing>
           <wp:inline distT="0" distB="0" distL="0" distR="0" wp14:anchorId="1E14524B" wp14:editId="573C8800">
             <wp:extent cx="8743950" cy="2526030"/>
@@ -246,6 +240,9 @@
               <w:jc w:val="both"/>
             </w:pPr>
             <w:r>
+              <w:rPr>
+                <w:noProof/>
+              </w:rPr>
               <w:drawing>
                 <wp:inline distT="0" distB="0" distL="0" distR="0" wp14:anchorId="1D509C35" wp14:editId="38855F44">
                   <wp:extent cx="2831465" cy="2538730"/>
@@ -381,13 +378,7 @@
                 <w:rPr>
                   <w:rStyle w:val="Hyperlink"/>
                 </w:rPr>
-                <w:t>https://jira.jnj.com/browse/AASQ-</w:t>
-              </w:r>
-              <w:r>
-                <w:rPr>
-                  <w:rStyle w:val="Hyperlink"/>
-                </w:rPr>
-                <w:t>NNNN</w:t>
+                <w:t>https://jira.jnj.com/browse/AASQ-NNNN</w:t>
               </w:r>
             </w:hyperlink>
           </w:p>
@@ -424,6 +415,9 @@
               <w:jc w:val="both"/>
             </w:pPr>
             <w:r>
+              <w:rPr>
+                <w:noProof/>
+              </w:rPr>
               <w:drawing>
                 <wp:inline distT="0" distB="0" distL="0" distR="0" wp14:anchorId="593F3E16" wp14:editId="19E7EF9B">
                   <wp:extent cx="3669675" cy="1162050"/>
@@ -568,10 +562,7 @@
               <w:t>Component</w:t>
             </w:r>
             <w:r>
-              <w:t xml:space="preserve">: </w:t>
-            </w:r>
-            <w:r>
-              <w:t xml:space="preserve">It </w:t>
+              <w:t xml:space="preserve">: It </w:t>
             </w:r>
             <w:proofErr w:type="gramStart"/>
             <w:r>
@@ -579,19 +570,7 @@
             </w:r>
             <w:proofErr w:type="gramEnd"/>
             <w:r>
-              <w:t xml:space="preserve"> be filled with the value “</w:t>
-            </w:r>
-            <w:r>
-              <w:t>JDE</w:t>
-            </w:r>
-            <w:r>
-              <w:t xml:space="preserve">”. If it is empty </w:t>
-            </w:r>
-            <w:r>
-              <w:t xml:space="preserve">or has another value, </w:t>
-            </w:r>
-            <w:r>
-              <w:t>complete it with the value mentioned.</w:t>
+              <w:t xml:space="preserve"> be filled with the value “JDE”. If it is empty or has another value, complete it with the value mentioned.</w:t>
             </w:r>
           </w:p>
           <w:p>
@@ -611,10 +590,7 @@
               <w:t>Label</w:t>
             </w:r>
             <w:r>
-              <w:t xml:space="preserve">: </w:t>
-            </w:r>
-            <w:r>
-              <w:t xml:space="preserve">It </w:t>
+              <w:t xml:space="preserve">: It </w:t>
             </w:r>
             <w:proofErr w:type="gramStart"/>
             <w:r>
@@ -622,16 +598,7 @@
             </w:r>
             <w:proofErr w:type="gramEnd"/>
             <w:r>
-              <w:t xml:space="preserve"> be filled with the value “</w:t>
-            </w:r>
-            <w:r>
-              <w:t>Osprey</w:t>
-            </w:r>
-            <w:r>
-              <w:t>”. If it is empty or has another value, complete it with the value mentioned.</w:t>
-            </w:r>
-            <w:r>
-              <w:t xml:space="preserve"> </w:t>
+              <w:t xml:space="preserve"> be filled with the value “Osprey”. If it is empty or has another value, complete it with the value mentioned. </w:t>
             </w:r>
           </w:p>
           <w:p>
@@ -1148,10 +1115,7 @@
               <w:t>Compliance type</w:t>
             </w:r>
             <w:r>
-              <w:t xml:space="preserve">: </w:t>
-            </w:r>
-            <w:r>
-              <w:t xml:space="preserve">It </w:t>
+              <w:t xml:space="preserve">: It </w:t>
             </w:r>
             <w:proofErr w:type="gramStart"/>
             <w:r>
@@ -1246,6 +1210,9 @@
               <w:jc w:val="both"/>
             </w:pPr>
             <w:r>
+              <w:rPr>
+                <w:noProof/>
+              </w:rPr>
               <w:drawing>
                 <wp:inline distT="0" distB="0" distL="0" distR="0" wp14:anchorId="48938445" wp14:editId="0AE096FD">
                   <wp:extent cx="1428750" cy="2896376"/>
@@ -1316,13 +1283,7 @@
               <w:t>field</w:t>
             </w:r>
             <w:r>
-              <w:t xml:space="preserve"> check that it is filled. If the field is not listed or if it is empty, </w:t>
-            </w:r>
-            <w:r>
-              <w:t xml:space="preserve">send an email to the leader of the corresponding leader of the team, </w:t>
-            </w:r>
-            <w:r>
-              <w:t>relating the missing information in the user story evaluated</w:t>
+              <w:t xml:space="preserve"> check that it is filled. If the field is not listed or if it is empty, send an email to the leader of the corresponding leader of the team, relating the missing information in the user story evaluated</w:t>
             </w:r>
           </w:p>
           <w:p>
@@ -1345,10 +1306,7 @@
               <w:t>Team Name</w:t>
             </w:r>
             <w:r>
-              <w:t xml:space="preserve">: </w:t>
-            </w:r>
-            <w:r>
-              <w:t xml:space="preserve">Check if in the details section of Jira exists the </w:t>
+              <w:t xml:space="preserve">: Check if in the details section of Jira exists the </w:t>
             </w:r>
             <w:r>
               <w:t>Team Name</w:t>
@@ -1392,16 +1350,7 @@
               <w:t>Requirement ID</w:t>
             </w:r>
             <w:r>
-              <w:t xml:space="preserve">: </w:t>
-            </w:r>
-            <w:r>
-              <w:t xml:space="preserve">Check if in the details section of Jira exists the </w:t>
-            </w:r>
-            <w:r>
-              <w:t>Requirement ID</w:t>
-            </w:r>
-            <w:r>
-              <w:t xml:space="preserve"> field, if there is </w:t>
+              <w:t xml:space="preserve">: Check if in the details section of Jira exists the Requirement ID field, if there is </w:t>
             </w:r>
             <w:proofErr w:type="gramStart"/>
             <w:r>
@@ -1444,13 +1393,7 @@
               <w:t xml:space="preserve">: </w:t>
             </w:r>
             <w:r>
-              <w:t xml:space="preserve">Check if in the details section of Jira exists the </w:t>
-            </w:r>
-            <w:r>
-              <w:t>Region</w:t>
-            </w:r>
-            <w:r>
-              <w:t xml:space="preserve"> field, if there is the field check that it is filled. If the field is not listed or if it is empty, complete with the value “EMEA”</w:t>
+              <w:t>Check if in the details section of Jira exists the Region field, if there is the field check that it is filled. If the field is not listed or if it is empty, complete with the value “EMEA”</w:t>
             </w:r>
           </w:p>
           <w:p>
@@ -1481,19 +1424,7 @@
               <w:t xml:space="preserve">: </w:t>
             </w:r>
             <w:r>
-              <w:t xml:space="preserve">Check if in the details section of Jira exists the </w:t>
-            </w:r>
-            <w:r>
-              <w:t>Sector</w:t>
-            </w:r>
-            <w:r>
-              <w:t xml:space="preserve"> field, if there is the field check that it is filled. If the field is not listed or if it is empty, complete with the value “</w:t>
-            </w:r>
-            <w:r>
-              <w:t>MedTech</w:t>
-            </w:r>
-            <w:r>
-              <w:t>”</w:t>
+              <w:t>Check if in the details section of Jira exists the Sector field, if there is the field check that it is filled. If the field is not listed or if it is empty, complete with the value “MedTech”</w:t>
             </w:r>
           </w:p>
           <w:p>
@@ -1604,14 +1535,7 @@
                 <w:bCs/>
               </w:rPr>
               <w:lastRenderedPageBreak/>
-              <w:t>Description</w:t>
-            </w:r>
-            <w:r>
-              <w:rPr>
-                <w:b/>
-                <w:bCs/>
-              </w:rPr>
-              <w:t xml:space="preserve">: </w:t>
+              <w:t xml:space="preserve">Description: </w:t>
             </w:r>
             <w:r>
               <w:t xml:space="preserve">It </w:t>
@@ -1622,25 +1546,7 @@
             </w:r>
             <w:proofErr w:type="gramEnd"/>
             <w:r>
-              <w:t xml:space="preserve"> contain three parts in the body of the message. “</w:t>
-            </w:r>
-            <w:r>
-              <w:t>Who</w:t>
-            </w:r>
-            <w:r>
-              <w:t>”, “Wh</w:t>
-            </w:r>
-            <w:r>
-              <w:t>at</w:t>
-            </w:r>
-            <w:r>
-              <w:t>” and “</w:t>
-            </w:r>
-            <w:r>
-              <w:t>Why</w:t>
-            </w:r>
-            <w:r>
-              <w:t>” each follow by a text. If it is empty OR some of the three required parts are missing, send an email to the leader of the corresponding leader of the team, describing what is missing in the field for the User story evaluated.</w:t>
+              <w:t xml:space="preserve"> contain three parts in the body of the message. “Who”, “What” and “Why” each follow by a text. If it is empty OR some of the three required parts are missing, send an email to the leader of the corresponding leader of the team, describing what is missing in the field for the User story evaluated.</w:t>
             </w:r>
           </w:p>
           <w:p>
@@ -2872,6 +2778,7 @@
   <w:style w:type="character" w:default="1" w:styleId="DefaultParagraphFont">
     <w:name w:val="Default Paragraph Font"/>
     <w:uiPriority w:val="1"/>
+    <w:semiHidden/>
     <w:unhideWhenUsed/>
   </w:style>
   <w:style w:type="table" w:default="1" w:styleId="TableNormal">
